--- a/backend/docs/app_store_listing_draft.docx
+++ b/backend/docs/app_store_listing_draft.docx
@@ -20,7 +20,7 @@
           <w:i/>
           <w:sz w:val="22"/>
         </w:rPr>
-        <w:t>Copy &amp; paste these fields into App Store Connect. Inclusive copy — no age-based targeting.</w:t>
+        <w:t>Inclusive copy — for everyone. Subtitle locked: 'Make friends, share a cuppa'.</w:t>
       </w:r>
     </w:p>
     <w:p/>
@@ -122,29 +122,6 @@
     </w:p>
     <w:p/>
     <w:p>
-      <w:r>
-        <w:t>Options (pick one):</w:t>
-      </w:r>
-    </w:p>
-    <w:p>
-      <w:pPr>
-        <w:ind w:left="283"/>
-      </w:pPr>
-      <w:r>
-        <w:rPr>
-          <w:rFonts w:ascii="Courier New" w:hAnsi="Courier New"/>
-          <w:sz w:val="20"/>
-        </w:rPr>
-        <w:t>A friendship community 🦋</w:t>
-      </w:r>
-    </w:p>
-    <w:p>
-      <w:r>
-        <w:t>23 / 30 chars</w:t>
-      </w:r>
-    </w:p>
-    <w:p/>
-    <w:p>
       <w:pPr>
         <w:ind w:left="283"/>
       </w:pPr>
@@ -163,26 +140,8 @@
     </w:p>
     <w:p/>
     <w:p>
-      <w:pPr>
-        <w:ind w:left="283"/>
-      </w:pPr>
       <w:r>
-        <w:rPr>
-          <w:rFonts w:ascii="Courier New" w:hAnsi="Courier New"/>
-          <w:sz w:val="20"/>
-        </w:rPr>
-        <w:t>Real friends, real moments</w:t>
-      </w:r>
-    </w:p>
-    <w:p>
-      <w:r>
-        <w:t>25 / 30 chars</w:t>
-      </w:r>
-    </w:p>
-    <w:p/>
-    <w:p>
-      <w:r>
-        <w:t>Recommended: "Make friends, share a cuppa" — concrete, warm, distinctively Aussie.</w:t>
+        <w:t>Locked in. Concrete, warm, distinctively Aussie — pairs beautifully with the Coffee Lounge as the headline feature.</w:t>
       </w:r>
     </w:p>
     <w:p/>
@@ -396,7 +355,7 @@
     <w:p/>
     <w:p>
       <w:r>
-        <w:t>Why these: Hits the core experience (friendship, community, chat, events) without locking in any demographic. Avoided "dating" / "meet" (Apple flags those) and dropped "seniors / retirees" so the keywords are inclusive. The differentiators are "coffee", "butterfly" and "crossword".</w:t>
+        <w:t>Why these: Hits the core experience (friendship, community, chat, events) without locking in any demographic. Avoided "dating" / "meet" (Apple flags those) and kept the keyword set demographic-neutral so the app surfaces for anyone looking to make new friends. The differentiators are "coffee", "butterfly" and "crossword".</w:t>
       </w:r>
     </w:p>
     <w:p/>
@@ -608,7 +567,7 @@
         <w:t>• Founders Wall — be one of the first to claim your butterfly</w:t>
         <w:br/>
         <w:br/>
-        <w:t>We're a small team building this for our parents, grandparents, and neighbours. Feedback welcome: support@youbelongapp.com</w:t>
+        <w:t>We're a small team building YouBelong with care. Feedback always welcome: support@youbelongapp.com</w:t>
       </w:r>
     </w:p>
     <w:p>
@@ -1641,7 +1600,7 @@
           <w:color w:val="888888"/>
           <w:sz w:val="18"/>
         </w:rPr>
-        <w:t>Generated by YouBelong  •  Updated 2026-06-22 with inclusive (no-age) copy.</w:t>
+        <w:t>Generated by YouBelong  •  Updated 2026-06-23 — inclusive copy, subtitle locked.</w:t>
       </w:r>
     </w:p>
     <w:sectPr>
